--- a/Personal/EMBA/Valuation&Growth/Exam.docx
+++ b/Personal/EMBA/Valuation&Growth/Exam.docx
@@ -309,33 +309,15 @@
           <w:sz w:val="28"/>
           <w:szCs w:val="28"/>
         </w:rPr>
-        <w:t xml:space="preserve"> (either written or typed</w:t>
-      </w:r>
-      <w:proofErr w:type="gramStart"/>
+        <w:t xml:space="preserve"> (either written or typed)</w:t>
+      </w:r>
       <w:r>
         <w:rPr>
           <w:rFonts w:ascii="Garamond" w:hAnsi="Garamond"/>
           <w:sz w:val="28"/>
           <w:szCs w:val="28"/>
         </w:rPr>
-        <w:t>)</w:t>
-      </w:r>
-      <w:r>
-        <w:rPr>
-          <w:rFonts w:ascii="Garamond" w:hAnsi="Garamond"/>
-          <w:sz w:val="28"/>
-          <w:szCs w:val="28"/>
-        </w:rPr>
-        <w:t>, and</w:t>
-      </w:r>
-      <w:proofErr w:type="gramEnd"/>
-      <w:r>
-        <w:rPr>
-          <w:rFonts w:ascii="Garamond" w:hAnsi="Garamond"/>
-          <w:sz w:val="28"/>
-          <w:szCs w:val="28"/>
-        </w:rPr>
-        <w:t xml:space="preserve"> upload the completed exam </w:t>
+        <w:t xml:space="preserve">, and upload the completed exam </w:t>
       </w:r>
       <w:r>
         <w:rPr>
@@ -618,11 +600,13 @@
         </w:numPr>
         <w:rPr>
           <w:rFonts w:ascii="Garamond" w:hAnsi="Garamond"/>
-        </w:rPr>
-      </w:pPr>
-      <w:r>
-        <w:rPr>
-          <w:rFonts w:ascii="Garamond" w:hAnsi="Garamond"/>
+          <w:highlight w:val="yellow"/>
+        </w:rPr>
+      </w:pPr>
+      <w:r>
+        <w:rPr>
+          <w:rFonts w:ascii="Garamond" w:hAnsi="Garamond"/>
+          <w:highlight w:val="yellow"/>
         </w:rPr>
         <w:t>II only</w:t>
       </w:r>
@@ -696,6 +680,28 @@
         </w:rPr>
         <w:t>None of the above</w:t>
       </w:r>
+      <w:r>
+        <w:rPr>
+          <w:rFonts w:ascii="Garamond" w:hAnsi="Garamond"/>
+          <w:bCs/>
+        </w:rPr>
+        <w:t>7</w:t>
+      </w:r>
+    </w:p>
+    <w:p>
+      <w:pPr>
+        <w:rPr>
+          <w:rFonts w:ascii="Garamond" w:hAnsi="Garamond"/>
+          <w:bCs/>
+        </w:rPr>
+      </w:pPr>
+      <w:r>
+        <w:rPr>
+          <w:rFonts w:ascii="Garamond" w:hAnsi="Garamond"/>
+          <w:bCs/>
+        </w:rPr>
+        <w:t>Since R&amp;D expenses are in the past, they are sunk costs.  The future excess capacity may not have a plan now but it is still an opportunity cost since one could be discovered in the future.  For this reason, I believe it should be included.  The erosion of sales here is also a sunk cost to me since the reason given is the entry of competitors to the product space.  We don’t control that erosion of sales with our decision so it is excluded from my iFCF calculation.</w:t>
+      </w:r>
     </w:p>
     <w:p>
       <w:pPr>
@@ -753,21 +759,7 @@
         <w:rPr>
           <w:rFonts w:ascii="Garamond" w:hAnsi="Garamond"/>
         </w:rPr>
-        <w:t xml:space="preserve">MGM operates in two different industries: casinos and movies.  Its casino operations have very volatile (i.e., risky) cash flows, whereas its movies operations have </w:t>
-      </w:r>
-      <w:proofErr w:type="gramStart"/>
-      <w:r>
-        <w:rPr>
-          <w:rFonts w:ascii="Garamond" w:hAnsi="Garamond"/>
-        </w:rPr>
-        <w:t>less</w:t>
-      </w:r>
-      <w:proofErr w:type="gramEnd"/>
-      <w:r>
-        <w:rPr>
-          <w:rFonts w:ascii="Garamond" w:hAnsi="Garamond"/>
-        </w:rPr>
-        <w:t xml:space="preserve"> volatile cash flows.  If the company attempts to use its weighted average cost of capital for the entire firm to evaluate projects in each division, it will...</w:t>
+        <w:t>MGM operates in two different industries: casinos and movies.  Its casino operations have very volatile (i.e., risky) cash flows, whereas its movies operations have less volatile cash flows.  If the company attempts to use its weighted average cost of capital for the entire firm to evaluate projects in each division, it will...</w:t>
       </w:r>
     </w:p>
     <w:p>
@@ -855,12 +847,14 @@
         <w:rPr>
           <w:rFonts w:ascii="Garamond" w:hAnsi="Garamond"/>
           <w:bCs/>
+          <w:highlight w:val="yellow"/>
         </w:rPr>
       </w:pPr>
       <w:r>
         <w:rPr>
           <w:rFonts w:ascii="Garamond" w:hAnsi="Garamond"/>
           <w:bCs/>
+          <w:highlight w:val="yellow"/>
         </w:rPr>
         <w:t>Accept too many projects for its casino division, and reject too many projects for its movie division</w:t>
       </w:r>
@@ -1018,6 +1012,7 @@
         <w:rPr>
           <w:rFonts w:ascii="Garamond" w:hAnsi="Garamond"/>
         </w:rPr>
+        <w:lastRenderedPageBreak/>
         <w:t>She should calculate the multiple for each of the five firms and use the median of this so as to reduce the influence of the less comparable firms</w:t>
       </w:r>
     </w:p>
@@ -1030,12 +1025,14 @@
         <w:rPr>
           <w:rFonts w:ascii="Garamond" w:hAnsi="Garamond"/>
           <w:bCs/>
+          <w:highlight w:val="yellow"/>
         </w:rPr>
       </w:pPr>
       <w:r>
         <w:rPr>
           <w:rFonts w:ascii="Garamond" w:hAnsi="Garamond"/>
           <w:bCs/>
+          <w:highlight w:val="yellow"/>
         </w:rPr>
         <w:t>It’s unclear because there is no correct answer here… any of the above are reasonable things to do when doing a multiples valuation</w:t>
       </w:r>
@@ -1072,7 +1069,6 @@
         <w:rPr>
           <w:rFonts w:ascii="Garamond" w:hAnsi="Garamond"/>
         </w:rPr>
-        <w:lastRenderedPageBreak/>
         <w:t>Acme, Inc. has 2</w:t>
       </w:r>
       <w:r>
@@ -1674,7 +1670,6 @@
         <w:rPr>
           <w:rFonts w:ascii="Garamond" w:hAnsi="Garamond"/>
         </w:rPr>
-        <w:lastRenderedPageBreak/>
         <w:t xml:space="preserve">Google is thinking of acquiring VRX, a new virtual reality software company, and Google is attempting to determine the highest price it should be willing to pay for VRX.  It expects VRX’s FCF will equal $20 million next year (i.e. </w:t>
       </w:r>
       <w:r>
@@ -1792,6 +1787,7 @@
     <w:p>
       <w:pPr>
         <w:ind w:left="2160"/>
+        <w:jc w:val="center"/>
         <w:rPr>
           <w:rFonts w:ascii="Garamond" w:hAnsi="Garamond"/>
           <w:b/>
@@ -1806,6 +1802,216 @@
           <w:b/>
         </w:rPr>
       </w:pPr>
+      <m:oMathPara>
+        <m:oMath>
+          <m:sSub>
+            <m:sSubPr>
+              <m:ctrlPr>
+                <w:rPr>
+                  <w:rFonts w:ascii="Cambria Math" w:hAnsi="Cambria Math"/>
+                  <w:b/>
+                  <w:i/>
+                  <w:highlight w:val="yellow"/>
+                </w:rPr>
+              </m:ctrlPr>
+            </m:sSubPr>
+            <m:e>
+              <m:r>
+                <m:rPr>
+                  <m:sty m:val="bi"/>
+                </m:rPr>
+                <w:rPr>
+                  <w:rFonts w:ascii="Cambria Math" w:hAnsi="Cambria Math"/>
+                  <w:highlight w:val="yellow"/>
+                </w:rPr>
+                <m:t>T</m:t>
+              </m:r>
+            </m:e>
+            <m:sub>
+              <m:r>
+                <m:rPr>
+                  <m:sty m:val="bi"/>
+                </m:rPr>
+                <w:rPr>
+                  <w:rFonts w:ascii="Cambria Math" w:hAnsi="Cambria Math"/>
+                  <w:highlight w:val="yellow"/>
+                </w:rPr>
+                <m:t>V</m:t>
+              </m:r>
+              <m:r>
+                <m:rPr>
+                  <m:sty m:val="bi"/>
+                </m:rPr>
+                <w:rPr>
+                  <w:rFonts w:ascii="Cambria Math" w:hAnsi="Cambria Math"/>
+                  <w:highlight w:val="yellow"/>
+                </w:rPr>
+                <m:t>N</m:t>
+              </m:r>
+            </m:sub>
+          </m:sSub>
+          <m:r>
+            <m:rPr>
+              <m:sty m:val="bi"/>
+            </m:rPr>
+            <w:rPr>
+              <w:rFonts w:ascii="Cambria Math" w:hAnsi="Cambria Math"/>
+              <w:highlight w:val="yellow"/>
+            </w:rPr>
+            <m:t>=Scal</m:t>
+          </m:r>
+          <m:sSub>
+            <m:sSubPr>
+              <m:ctrlPr>
+                <w:rPr>
+                  <w:rFonts w:ascii="Cambria Math" w:hAnsi="Cambria Math"/>
+                  <w:b/>
+                  <w:i/>
+                  <w:highlight w:val="yellow"/>
+                </w:rPr>
+              </m:ctrlPr>
+            </m:sSubPr>
+            <m:e>
+              <m:r>
+                <m:rPr>
+                  <m:sty m:val="bi"/>
+                </m:rPr>
+                <w:rPr>
+                  <w:rFonts w:ascii="Cambria Math" w:hAnsi="Cambria Math"/>
+                  <w:highlight w:val="yellow"/>
+                </w:rPr>
+                <m:t>e</m:t>
+              </m:r>
+            </m:e>
+            <m:sub>
+              <m:r>
+                <m:rPr>
+                  <m:sty m:val="bi"/>
+                </m:rPr>
+                <w:rPr>
+                  <w:rFonts w:ascii="Cambria Math" w:hAnsi="Cambria Math"/>
+                  <w:highlight w:val="yellow"/>
+                </w:rPr>
+                <m:t>Value</m:t>
+              </m:r>
+              <m:d>
+                <m:dPr>
+                  <m:ctrlPr>
+                    <w:rPr>
+                      <w:rFonts w:ascii="Cambria Math" w:hAnsi="Cambria Math"/>
+                      <w:b/>
+                      <w:i/>
+                      <w:highlight w:val="yellow"/>
+                    </w:rPr>
+                  </m:ctrlPr>
+                </m:dPr>
+                <m:e>
+                  <m:sSub>
+                    <m:sSubPr>
+                      <m:ctrlPr>
+                        <w:rPr>
+                          <w:rFonts w:ascii="Cambria Math" w:hAnsi="Cambria Math"/>
+                          <w:b/>
+                          <w:i/>
+                          <w:highlight w:val="yellow"/>
+                        </w:rPr>
+                      </m:ctrlPr>
+                    </m:sSubPr>
+                    <m:e>
+                      <m:r>
+                        <m:rPr>
+                          <m:sty m:val="bi"/>
+                        </m:rPr>
+                        <w:rPr>
+                          <w:rFonts w:ascii="Cambria Math" w:hAnsi="Cambria Math"/>
+                          <w:highlight w:val="yellow"/>
+                        </w:rPr>
+                        <m:t>EBIT</m:t>
+                      </m:r>
+                    </m:e>
+                    <m:sub>
+                      <m:r>
+                        <m:rPr>
+                          <m:sty m:val="bi"/>
+                        </m:rPr>
+                        <w:rPr>
+                          <w:rFonts w:ascii="Cambria Math" w:hAnsi="Cambria Math"/>
+                          <w:highlight w:val="yellow"/>
+                        </w:rPr>
+                        <m:t>N</m:t>
+                      </m:r>
+                    </m:sub>
+                  </m:sSub>
+                </m:e>
+              </m:d>
+            </m:sub>
+          </m:sSub>
+          <m:r>
+            <m:rPr>
+              <m:sty m:val="bi"/>
+            </m:rPr>
+            <w:rPr>
+              <w:rFonts w:ascii="Cambria Math" w:hAnsi="Cambria Math"/>
+              <w:highlight w:val="yellow"/>
+            </w:rPr>
+            <m:t>=3</m:t>
+          </m:r>
+          <m:d>
+            <m:dPr>
+              <m:ctrlPr>
+                <w:rPr>
+                  <w:rFonts w:ascii="Cambria Math" w:hAnsi="Cambria Math"/>
+                  <w:b/>
+                  <w:i/>
+                  <w:highlight w:val="yellow"/>
+                </w:rPr>
+              </m:ctrlPr>
+            </m:dPr>
+            <m:e>
+              <m:r>
+                <m:rPr>
+                  <m:sty m:val="bi"/>
+                </m:rPr>
+                <w:rPr>
+                  <w:rFonts w:ascii="Cambria Math" w:hAnsi="Cambria Math"/>
+                  <w:highlight w:val="yellow"/>
+                </w:rPr>
+                <m:t>$50</m:t>
+              </m:r>
+              <m:r>
+                <m:rPr>
+                  <m:sty m:val="bi"/>
+                </m:rPr>
+                <w:rPr>
+                  <w:rFonts w:ascii="Cambria Math" w:hAnsi="Cambria Math"/>
+                  <w:highlight w:val="yellow"/>
+                </w:rPr>
+                <m:t>M</m:t>
+              </m:r>
+            </m:e>
+          </m:d>
+          <m:r>
+            <m:rPr>
+              <m:sty m:val="bi"/>
+            </m:rPr>
+            <w:rPr>
+              <w:rFonts w:ascii="Cambria Math" w:hAnsi="Cambria Math"/>
+              <w:highlight w:val="yellow"/>
+            </w:rPr>
+            <m:t>=$150</m:t>
+          </m:r>
+          <m:r>
+            <m:rPr>
+              <m:sty m:val="bi"/>
+            </m:rPr>
+            <w:rPr>
+              <w:rFonts w:ascii="Cambria Math" w:hAnsi="Cambria Math"/>
+              <w:highlight w:val="yellow"/>
+            </w:rPr>
+            <m:t>M</m:t>
+          </m:r>
+        </m:oMath>
+      </m:oMathPara>
     </w:p>
     <w:p>
       <w:pPr>
@@ -1896,14 +2102,710 @@
         <w:t xml:space="preserve">            </w:t>
       </w:r>
     </w:p>
+    <w:p>
+      <m:oMathPara>
+        <m:oMath>
+          <m:r>
+            <w:rPr>
+              <w:rFonts w:ascii="Cambria Math" w:hAnsi="Cambria Math"/>
+            </w:rPr>
+            <m:t>Fir</m:t>
+          </m:r>
+          <m:sSub>
+            <m:sSubPr>
+              <m:ctrlPr>
+                <w:rPr>
+                  <w:rFonts w:ascii="Cambria Math" w:hAnsi="Cambria Math"/>
+                  <w:i/>
+                </w:rPr>
+              </m:ctrlPr>
+            </m:sSubPr>
+            <m:e>
+              <m:r>
+                <w:rPr>
+                  <w:rFonts w:ascii="Cambria Math" w:hAnsi="Cambria Math"/>
+                </w:rPr>
+                <m:t>m</m:t>
+              </m:r>
+            </m:e>
+            <m:sub>
+              <m:r>
+                <w:rPr>
+                  <w:rFonts w:ascii="Cambria Math" w:hAnsi="Cambria Math"/>
+                </w:rPr>
+                <m:t>Value</m:t>
+              </m:r>
+            </m:sub>
+          </m:sSub>
+          <m:r>
+            <w:rPr>
+              <w:rFonts w:ascii="Cambria Math" w:hAnsi="Cambria Math"/>
+            </w:rPr>
+            <m:t>=</m:t>
+          </m:r>
+          <m:r>
+            <w:rPr>
+              <w:rFonts w:ascii="Cambria Math" w:hAnsi="Cambria Math"/>
+            </w:rPr>
+            <m:t>Cash+</m:t>
+          </m:r>
+          <m:d>
+            <m:dPr>
+              <m:ctrlPr>
+                <w:rPr>
+                  <w:rFonts w:ascii="Cambria Math" w:hAnsi="Cambria Math"/>
+                  <w:i/>
+                </w:rPr>
+              </m:ctrlPr>
+            </m:dPr>
+            <m:e>
+              <m:f>
+                <m:fPr>
+                  <m:ctrlPr>
+                    <w:rPr>
+                      <w:rFonts w:ascii="Cambria Math" w:hAnsi="Cambria Math"/>
+                      <w:i/>
+                    </w:rPr>
+                  </m:ctrlPr>
+                </m:fPr>
+                <m:num>
+                  <m:r>
+                    <w:rPr>
+                      <w:rFonts w:ascii="Cambria Math" w:hAnsi="Cambria Math"/>
+                    </w:rPr>
+                    <m:t>FC</m:t>
+                  </m:r>
+                  <m:sSub>
+                    <m:sSubPr>
+                      <m:ctrlPr>
+                        <w:rPr>
+                          <w:rFonts w:ascii="Cambria Math" w:hAnsi="Cambria Math"/>
+                          <w:i/>
+                        </w:rPr>
+                      </m:ctrlPr>
+                    </m:sSubPr>
+                    <m:e>
+                      <m:r>
+                        <w:rPr>
+                          <w:rFonts w:ascii="Cambria Math" w:hAnsi="Cambria Math"/>
+                        </w:rPr>
+                        <m:t>F</m:t>
+                      </m:r>
+                    </m:e>
+                    <m:sub>
+                      <m:r>
+                        <w:rPr>
+                          <w:rFonts w:ascii="Cambria Math" w:hAnsi="Cambria Math"/>
+                        </w:rPr>
+                        <m:t>1</m:t>
+                      </m:r>
+                    </m:sub>
+                  </m:sSub>
+                </m:num>
+                <m:den>
+                  <m:r>
+                    <w:rPr>
+                      <w:rFonts w:ascii="Cambria Math" w:hAnsi="Cambria Math"/>
+                    </w:rPr>
+                    <m:t>(1+</m:t>
+                  </m:r>
+                  <m:sSub>
+                    <m:sSubPr>
+                      <m:ctrlPr>
+                        <w:rPr>
+                          <w:rFonts w:ascii="Cambria Math" w:hAnsi="Cambria Math"/>
+                          <w:i/>
+                        </w:rPr>
+                      </m:ctrlPr>
+                    </m:sSubPr>
+                    <m:e>
+                      <m:r>
+                        <w:rPr>
+                          <w:rFonts w:ascii="Cambria Math" w:hAnsi="Cambria Math"/>
+                        </w:rPr>
+                        <m:t>r</m:t>
+                      </m:r>
+                    </m:e>
+                    <m:sub>
+                      <m:r>
+                        <w:rPr>
+                          <w:rFonts w:ascii="Cambria Math" w:hAnsi="Cambria Math"/>
+                        </w:rPr>
+                        <m:t>wacc</m:t>
+                      </m:r>
+                    </m:sub>
+                  </m:sSub>
+                  <m:r>
+                    <w:rPr>
+                      <w:rFonts w:ascii="Cambria Math" w:hAnsi="Cambria Math"/>
+                    </w:rPr>
+                    <m:t>)</m:t>
+                  </m:r>
+                </m:den>
+              </m:f>
+            </m:e>
+          </m:d>
+          <m:r>
+            <w:rPr>
+              <w:rFonts w:ascii="Cambria Math" w:hAnsi="Cambria Math"/>
+            </w:rPr>
+            <m:t>+</m:t>
+          </m:r>
+          <m:d>
+            <m:dPr>
+              <m:ctrlPr>
+                <w:rPr>
+                  <w:rFonts w:ascii="Cambria Math" w:hAnsi="Cambria Math"/>
+                  <w:i/>
+                </w:rPr>
+              </m:ctrlPr>
+            </m:dPr>
+            <m:e>
+              <m:f>
+                <m:fPr>
+                  <m:ctrlPr>
+                    <w:rPr>
+                      <w:rFonts w:ascii="Cambria Math" w:hAnsi="Cambria Math"/>
+                      <w:i/>
+                    </w:rPr>
+                  </m:ctrlPr>
+                </m:fPr>
+                <m:num>
+                  <m:r>
+                    <w:rPr>
+                      <w:rFonts w:ascii="Cambria Math" w:hAnsi="Cambria Math"/>
+                    </w:rPr>
+                    <m:t>FC</m:t>
+                  </m:r>
+                  <m:sSub>
+                    <m:sSubPr>
+                      <m:ctrlPr>
+                        <w:rPr>
+                          <w:rFonts w:ascii="Cambria Math" w:hAnsi="Cambria Math"/>
+                          <w:i/>
+                        </w:rPr>
+                      </m:ctrlPr>
+                    </m:sSubPr>
+                    <m:e>
+                      <m:r>
+                        <w:rPr>
+                          <w:rFonts w:ascii="Cambria Math" w:hAnsi="Cambria Math"/>
+                        </w:rPr>
+                        <m:t>F</m:t>
+                      </m:r>
+                    </m:e>
+                    <m:sub>
+                      <m:r>
+                        <w:rPr>
+                          <w:rFonts w:ascii="Cambria Math" w:hAnsi="Cambria Math"/>
+                        </w:rPr>
+                        <m:t>2</m:t>
+                      </m:r>
+                    </m:sub>
+                  </m:sSub>
+                </m:num>
+                <m:den>
+                  <m:sSup>
+                    <m:sSupPr>
+                      <m:ctrlPr>
+                        <w:rPr>
+                          <w:rFonts w:ascii="Cambria Math" w:hAnsi="Cambria Math"/>
+                          <w:i/>
+                        </w:rPr>
+                      </m:ctrlPr>
+                    </m:sSupPr>
+                    <m:e>
+                      <m:d>
+                        <m:dPr>
+                          <m:ctrlPr>
+                            <w:rPr>
+                              <w:rFonts w:ascii="Cambria Math" w:hAnsi="Cambria Math"/>
+                              <w:i/>
+                            </w:rPr>
+                          </m:ctrlPr>
+                        </m:dPr>
+                        <m:e>
+                          <m:r>
+                            <w:rPr>
+                              <w:rFonts w:ascii="Cambria Math" w:hAnsi="Cambria Math"/>
+                            </w:rPr>
+                            <m:t>1+</m:t>
+                          </m:r>
+                          <m:sSub>
+                            <m:sSubPr>
+                              <m:ctrlPr>
+                                <w:rPr>
+                                  <w:rFonts w:ascii="Cambria Math" w:hAnsi="Cambria Math"/>
+                                  <w:i/>
+                                </w:rPr>
+                              </m:ctrlPr>
+                            </m:sSubPr>
+                            <m:e>
+                              <m:r>
+                                <w:rPr>
+                                  <w:rFonts w:ascii="Cambria Math" w:hAnsi="Cambria Math"/>
+                                </w:rPr>
+                                <m:t>r</m:t>
+                              </m:r>
+                            </m:e>
+                            <m:sub>
+                              <m:r>
+                                <w:rPr>
+                                  <w:rFonts w:ascii="Cambria Math" w:hAnsi="Cambria Math"/>
+                                </w:rPr>
+                                <m:t>wacc</m:t>
+                              </m:r>
+                            </m:sub>
+                          </m:sSub>
+                        </m:e>
+                      </m:d>
+                    </m:e>
+                    <m:sup>
+                      <m:r>
+                        <w:rPr>
+                          <w:rFonts w:ascii="Cambria Math" w:hAnsi="Cambria Math"/>
+                        </w:rPr>
+                        <m:t>2</m:t>
+                      </m:r>
+                    </m:sup>
+                  </m:sSup>
+                </m:den>
+              </m:f>
+            </m:e>
+          </m:d>
+          <m:r>
+            <w:rPr>
+              <w:rFonts w:ascii="Cambria Math" w:hAnsi="Cambria Math"/>
+            </w:rPr>
+            <m:t>+</m:t>
+          </m:r>
+          <m:d>
+            <m:dPr>
+              <m:ctrlPr>
+                <w:rPr>
+                  <w:rFonts w:ascii="Cambria Math" w:hAnsi="Cambria Math"/>
+                  <w:i/>
+                </w:rPr>
+              </m:ctrlPr>
+            </m:dPr>
+            <m:e>
+              <m:f>
+                <m:fPr>
+                  <m:ctrlPr>
+                    <w:rPr>
+                      <w:rFonts w:ascii="Cambria Math" w:hAnsi="Cambria Math"/>
+                      <w:i/>
+                    </w:rPr>
+                  </m:ctrlPr>
+                </m:fPr>
+                <m:num>
+                  <m:sSub>
+                    <m:sSubPr>
+                      <m:ctrlPr>
+                        <w:rPr>
+                          <w:rFonts w:ascii="Cambria Math" w:hAnsi="Cambria Math"/>
+                          <w:i/>
+                        </w:rPr>
+                      </m:ctrlPr>
+                    </m:sSubPr>
+                    <m:e>
+                      <m:r>
+                        <w:rPr>
+                          <w:rFonts w:ascii="Cambria Math" w:hAnsi="Cambria Math"/>
+                        </w:rPr>
+                        <m:t>T</m:t>
+                      </m:r>
+                    </m:e>
+                    <m:sub>
+                      <m:r>
+                        <w:rPr>
+                          <w:rFonts w:ascii="Cambria Math" w:hAnsi="Cambria Math"/>
+                        </w:rPr>
+                        <m:t>VN</m:t>
+                      </m:r>
+                    </m:sub>
+                  </m:sSub>
+                </m:num>
+                <m:den>
+                  <m:sSup>
+                    <m:sSupPr>
+                      <m:ctrlPr>
+                        <w:rPr>
+                          <w:rFonts w:ascii="Cambria Math" w:hAnsi="Cambria Math"/>
+                          <w:i/>
+                        </w:rPr>
+                      </m:ctrlPr>
+                    </m:sSupPr>
+                    <m:e>
+                      <m:d>
+                        <m:dPr>
+                          <m:ctrlPr>
+                            <w:rPr>
+                              <w:rFonts w:ascii="Cambria Math" w:hAnsi="Cambria Math"/>
+                              <w:i/>
+                            </w:rPr>
+                          </m:ctrlPr>
+                        </m:dPr>
+                        <m:e>
+                          <m:r>
+                            <w:rPr>
+                              <w:rFonts w:ascii="Cambria Math" w:hAnsi="Cambria Math"/>
+                            </w:rPr>
+                            <m:t>1+</m:t>
+                          </m:r>
+                          <m:sSub>
+                            <m:sSubPr>
+                              <m:ctrlPr>
+                                <w:rPr>
+                                  <w:rFonts w:ascii="Cambria Math" w:hAnsi="Cambria Math"/>
+                                  <w:i/>
+                                </w:rPr>
+                              </m:ctrlPr>
+                            </m:sSubPr>
+                            <m:e>
+                              <m:r>
+                                <w:rPr>
+                                  <w:rFonts w:ascii="Cambria Math" w:hAnsi="Cambria Math"/>
+                                </w:rPr>
+                                <m:t>r</m:t>
+                              </m:r>
+                            </m:e>
+                            <m:sub>
+                              <m:r>
+                                <w:rPr>
+                                  <w:rFonts w:ascii="Cambria Math" w:hAnsi="Cambria Math"/>
+                                </w:rPr>
+                                <m:t>wacc</m:t>
+                              </m:r>
+                            </m:sub>
+                          </m:sSub>
+                        </m:e>
+                      </m:d>
+                    </m:e>
+                    <m:sup>
+                      <m:r>
+                        <w:rPr>
+                          <w:rFonts w:ascii="Cambria Math" w:hAnsi="Cambria Math"/>
+                        </w:rPr>
+                        <m:t>2</m:t>
+                      </m:r>
+                    </m:sup>
+                  </m:sSup>
+                </m:den>
+              </m:f>
+            </m:e>
+          </m:d>
+        </m:oMath>
+      </m:oMathPara>
+    </w:p>
+    <w:p/>
+    <w:p/>
+    <w:p/>
+    <w:p>
+      <m:oMathPara>
+        <m:oMath>
+          <m:r>
+            <w:rPr>
+              <w:rFonts w:ascii="Cambria Math" w:hAnsi="Cambria Math"/>
+              <w:highlight w:val="yellow"/>
+            </w:rPr>
+            <m:t>Fir</m:t>
+          </m:r>
+          <m:sSub>
+            <m:sSubPr>
+              <m:ctrlPr>
+                <w:rPr>
+                  <w:rFonts w:ascii="Cambria Math" w:hAnsi="Cambria Math"/>
+                  <w:i/>
+                  <w:highlight w:val="yellow"/>
+                </w:rPr>
+              </m:ctrlPr>
+            </m:sSubPr>
+            <m:e>
+              <m:r>
+                <w:rPr>
+                  <w:rFonts w:ascii="Cambria Math" w:hAnsi="Cambria Math"/>
+                  <w:highlight w:val="yellow"/>
+                </w:rPr>
+                <m:t>m</m:t>
+              </m:r>
+            </m:e>
+            <m:sub>
+              <m:r>
+                <w:rPr>
+                  <w:rFonts w:ascii="Cambria Math" w:hAnsi="Cambria Math"/>
+                  <w:highlight w:val="yellow"/>
+                </w:rPr>
+                <m:t>Value</m:t>
+              </m:r>
+            </m:sub>
+          </m:sSub>
+          <m:r>
+            <w:rPr>
+              <w:rFonts w:ascii="Cambria Math" w:hAnsi="Cambria Math"/>
+              <w:highlight w:val="yellow"/>
+            </w:rPr>
+            <m:t>=</m:t>
+          </m:r>
+          <m:r>
+            <w:rPr>
+              <w:rFonts w:ascii="Cambria Math" w:hAnsi="Cambria Math"/>
+              <w:highlight w:val="yellow"/>
+            </w:rPr>
+            <m:t>2M</m:t>
+          </m:r>
+          <m:r>
+            <w:rPr>
+              <w:rFonts w:ascii="Cambria Math" w:hAnsi="Cambria Math"/>
+              <w:highlight w:val="yellow"/>
+            </w:rPr>
+            <m:t>+</m:t>
+          </m:r>
+          <m:d>
+            <m:dPr>
+              <m:ctrlPr>
+                <w:rPr>
+                  <w:rFonts w:ascii="Cambria Math" w:hAnsi="Cambria Math"/>
+                  <w:i/>
+                  <w:highlight w:val="yellow"/>
+                </w:rPr>
+              </m:ctrlPr>
+            </m:dPr>
+            <m:e>
+              <m:f>
+                <m:fPr>
+                  <m:ctrlPr>
+                    <w:rPr>
+                      <w:rFonts w:ascii="Cambria Math" w:hAnsi="Cambria Math"/>
+                      <w:i/>
+                      <w:highlight w:val="yellow"/>
+                    </w:rPr>
+                  </m:ctrlPr>
+                </m:fPr>
+                <m:num>
+                  <m:r>
+                    <w:rPr>
+                      <w:rFonts w:ascii="Cambria Math" w:hAnsi="Cambria Math"/>
+                      <w:highlight w:val="yellow"/>
+                    </w:rPr>
+                    <m:t>20M</m:t>
+                  </m:r>
+                </m:num>
+                <m:den>
+                  <m:r>
+                    <w:rPr>
+                      <w:rFonts w:ascii="Cambria Math" w:hAnsi="Cambria Math"/>
+                      <w:highlight w:val="yellow"/>
+                    </w:rPr>
+                    <m:t>(1+</m:t>
+                  </m:r>
+                  <m:r>
+                    <w:rPr>
+                      <w:rFonts w:ascii="Cambria Math" w:hAnsi="Cambria Math"/>
+                      <w:highlight w:val="yellow"/>
+                    </w:rPr>
+                    <m:t>.2</m:t>
+                  </m:r>
+                  <m:r>
+                    <w:rPr>
+                      <w:rFonts w:ascii="Cambria Math" w:hAnsi="Cambria Math"/>
+                      <w:highlight w:val="yellow"/>
+                    </w:rPr>
+                    <m:t>)</m:t>
+                  </m:r>
+                </m:den>
+              </m:f>
+            </m:e>
+          </m:d>
+          <m:r>
+            <w:rPr>
+              <w:rFonts w:ascii="Cambria Math" w:hAnsi="Cambria Math"/>
+              <w:highlight w:val="yellow"/>
+            </w:rPr>
+            <m:t>+</m:t>
+          </m:r>
+          <m:d>
+            <m:dPr>
+              <m:ctrlPr>
+                <w:rPr>
+                  <w:rFonts w:ascii="Cambria Math" w:hAnsi="Cambria Math"/>
+                  <w:i/>
+                  <w:highlight w:val="yellow"/>
+                </w:rPr>
+              </m:ctrlPr>
+            </m:dPr>
+            <m:e>
+              <m:f>
+                <m:fPr>
+                  <m:ctrlPr>
+                    <w:rPr>
+                      <w:rFonts w:ascii="Cambria Math" w:hAnsi="Cambria Math"/>
+                      <w:i/>
+                      <w:highlight w:val="yellow"/>
+                    </w:rPr>
+                  </m:ctrlPr>
+                </m:fPr>
+                <m:num>
+                  <m:r>
+                    <w:rPr>
+                      <w:rFonts w:ascii="Cambria Math" w:hAnsi="Cambria Math"/>
+                      <w:highlight w:val="yellow"/>
+                    </w:rPr>
+                    <m:t>25M</m:t>
+                  </m:r>
+                </m:num>
+                <m:den>
+                  <m:sSup>
+                    <m:sSupPr>
+                      <m:ctrlPr>
+                        <w:rPr>
+                          <w:rFonts w:ascii="Cambria Math" w:hAnsi="Cambria Math"/>
+                          <w:i/>
+                          <w:highlight w:val="yellow"/>
+                        </w:rPr>
+                      </m:ctrlPr>
+                    </m:sSupPr>
+                    <m:e>
+                      <m:d>
+                        <m:dPr>
+                          <m:ctrlPr>
+                            <w:rPr>
+                              <w:rFonts w:ascii="Cambria Math" w:hAnsi="Cambria Math"/>
+                              <w:i/>
+                              <w:highlight w:val="yellow"/>
+                            </w:rPr>
+                          </m:ctrlPr>
+                        </m:dPr>
+                        <m:e>
+                          <m:r>
+                            <w:rPr>
+                              <w:rFonts w:ascii="Cambria Math" w:hAnsi="Cambria Math"/>
+                              <w:highlight w:val="yellow"/>
+                            </w:rPr>
+                            <m:t>1+</m:t>
+                          </m:r>
+                          <m:r>
+                            <w:rPr>
+                              <w:rFonts w:ascii="Cambria Math" w:hAnsi="Cambria Math"/>
+                              <w:highlight w:val="yellow"/>
+                            </w:rPr>
+                            <m:t>.2</m:t>
+                          </m:r>
+                        </m:e>
+                      </m:d>
+                    </m:e>
+                    <m:sup>
+                      <m:r>
+                        <w:rPr>
+                          <w:rFonts w:ascii="Cambria Math" w:hAnsi="Cambria Math"/>
+                          <w:highlight w:val="yellow"/>
+                        </w:rPr>
+                        <m:t>2</m:t>
+                      </m:r>
+                    </m:sup>
+                  </m:sSup>
+                </m:den>
+              </m:f>
+            </m:e>
+          </m:d>
+          <m:r>
+            <w:rPr>
+              <w:rFonts w:ascii="Cambria Math" w:hAnsi="Cambria Math"/>
+              <w:highlight w:val="yellow"/>
+            </w:rPr>
+            <m:t>+</m:t>
+          </m:r>
+          <m:d>
+            <m:dPr>
+              <m:ctrlPr>
+                <w:rPr>
+                  <w:rFonts w:ascii="Cambria Math" w:hAnsi="Cambria Math"/>
+                  <w:i/>
+                  <w:highlight w:val="yellow"/>
+                </w:rPr>
+              </m:ctrlPr>
+            </m:dPr>
+            <m:e>
+              <m:f>
+                <m:fPr>
+                  <m:ctrlPr>
+                    <w:rPr>
+                      <w:rFonts w:ascii="Cambria Math" w:hAnsi="Cambria Math"/>
+                      <w:i/>
+                      <w:highlight w:val="yellow"/>
+                    </w:rPr>
+                  </m:ctrlPr>
+                </m:fPr>
+                <m:num>
+                  <m:r>
+                    <w:rPr>
+                      <w:rFonts w:ascii="Cambria Math" w:hAnsi="Cambria Math"/>
+                      <w:highlight w:val="yellow"/>
+                    </w:rPr>
+                    <m:t>150M</m:t>
+                  </m:r>
+                </m:num>
+                <m:den>
+                  <m:sSup>
+                    <m:sSupPr>
+                      <m:ctrlPr>
+                        <w:rPr>
+                          <w:rFonts w:ascii="Cambria Math" w:hAnsi="Cambria Math"/>
+                          <w:i/>
+                          <w:highlight w:val="yellow"/>
+                        </w:rPr>
+                      </m:ctrlPr>
+                    </m:sSupPr>
+                    <m:e>
+                      <m:d>
+                        <m:dPr>
+                          <m:ctrlPr>
+                            <w:rPr>
+                              <w:rFonts w:ascii="Cambria Math" w:hAnsi="Cambria Math"/>
+                              <w:i/>
+                              <w:highlight w:val="yellow"/>
+                            </w:rPr>
+                          </m:ctrlPr>
+                        </m:dPr>
+                        <m:e>
+                          <m:r>
+                            <w:rPr>
+                              <w:rFonts w:ascii="Cambria Math" w:hAnsi="Cambria Math"/>
+                              <w:highlight w:val="yellow"/>
+                            </w:rPr>
+                            <m:t>1+.2</m:t>
+                          </m:r>
+                        </m:e>
+                      </m:d>
+                    </m:e>
+                    <m:sup>
+                      <m:r>
+                        <w:rPr>
+                          <w:rFonts w:ascii="Cambria Math" w:hAnsi="Cambria Math"/>
+                          <w:highlight w:val="yellow"/>
+                        </w:rPr>
+                        <m:t>2</m:t>
+                      </m:r>
+                    </m:sup>
+                  </m:sSup>
+                </m:den>
+              </m:f>
+            </m:e>
+          </m:d>
+          <m:r>
+            <w:rPr>
+              <w:rFonts w:ascii="Cambria Math" w:hAnsi="Cambria Math"/>
+              <w:highlight w:val="yellow"/>
+            </w:rPr>
+            <m:t>=$140.19 Million</m:t>
+          </m:r>
+        </m:oMath>
+      </m:oMathPara>
+    </w:p>
     <w:p/>
     <w:p/>
     <w:p/>
     <w:p/>
-    <w:p/>
-    <w:p/>
-    <w:p/>
-    <w:p/>
     <w:p>
       <w:pPr>
         <w:ind w:left="1005"/>
@@ -2031,6 +2933,95 @@
           <w:b/>
         </w:rPr>
       </w:pPr>
+      <m:oMathPara>
+        <m:oMath>
+          <m:r>
+            <m:rPr>
+              <m:sty m:val="bi"/>
+            </m:rPr>
+            <w:rPr>
+              <w:rFonts w:ascii="Cambria Math" w:hAnsi="Cambria Math"/>
+            </w:rPr>
+            <w:lastRenderedPageBreak/>
+            <m:t>Market Value Price=</m:t>
+          </m:r>
+          <m:f>
+            <m:fPr>
+              <m:ctrlPr>
+                <w:rPr>
+                  <w:rFonts w:ascii="Cambria Math" w:hAnsi="Cambria Math"/>
+                  <w:b/>
+                  <w:i/>
+                </w:rPr>
+              </m:ctrlPr>
+            </m:fPr>
+            <m:num>
+              <m:r>
+                <m:rPr>
+                  <m:sty m:val="bi"/>
+                </m:rPr>
+                <w:rPr>
+                  <w:rFonts w:ascii="Cambria Math" w:hAnsi="Cambria Math"/>
+                </w:rPr>
+                <m:t>Fir</m:t>
+              </m:r>
+              <m:sSub>
+                <m:sSubPr>
+                  <m:ctrlPr>
+                    <w:rPr>
+                      <w:rFonts w:ascii="Cambria Math" w:hAnsi="Cambria Math"/>
+                      <w:b/>
+                      <w:i/>
+                    </w:rPr>
+                  </m:ctrlPr>
+                </m:sSubPr>
+                <m:e>
+                  <m:r>
+                    <m:rPr>
+                      <m:sty m:val="bi"/>
+                    </m:rPr>
+                    <w:rPr>
+                      <w:rFonts w:ascii="Cambria Math" w:hAnsi="Cambria Math"/>
+                    </w:rPr>
+                    <m:t>m</m:t>
+                  </m:r>
+                </m:e>
+                <m:sub>
+                  <m:r>
+                    <m:rPr>
+                      <m:sty m:val="bi"/>
+                    </m:rPr>
+                    <w:rPr>
+                      <w:rFonts w:ascii="Cambria Math" w:hAnsi="Cambria Math"/>
+                    </w:rPr>
+                    <m:t>Value</m:t>
+                  </m:r>
+                </m:sub>
+              </m:sSub>
+              <m:r>
+                <m:rPr>
+                  <m:sty m:val="bi"/>
+                </m:rPr>
+                <w:rPr>
+                  <w:rFonts w:ascii="Cambria Math" w:hAnsi="Cambria Math"/>
+                </w:rPr>
+                <m:t>-Debt</m:t>
+              </m:r>
+            </m:num>
+            <m:den>
+              <m:r>
+                <m:rPr>
+                  <m:sty m:val="bi"/>
+                </m:rPr>
+                <w:rPr>
+                  <w:rFonts w:ascii="Cambria Math" w:hAnsi="Cambria Math"/>
+                </w:rPr>
+                <m:t># Shares</m:t>
+              </m:r>
+            </m:den>
+          </m:f>
+        </m:oMath>
+      </m:oMathPara>
     </w:p>
     <w:p>
       <w:pPr>
@@ -2040,6 +3031,88 @@
           <w:b/>
         </w:rPr>
       </w:pPr>
+      <m:oMathPara>
+        <m:oMath>
+          <m:r>
+            <m:rPr>
+              <m:sty m:val="bi"/>
+            </m:rPr>
+            <w:rPr>
+              <w:rFonts w:ascii="Cambria Math" w:hAnsi="Cambria Math"/>
+            </w:rPr>
+            <m:t>MVP=</m:t>
+          </m:r>
+          <m:f>
+            <m:fPr>
+              <m:ctrlPr>
+                <w:rPr>
+                  <w:rFonts w:ascii="Cambria Math" w:hAnsi="Cambria Math"/>
+                  <w:b/>
+                  <w:i/>
+                </w:rPr>
+              </m:ctrlPr>
+            </m:fPr>
+            <m:num>
+              <m:r>
+                <m:rPr>
+                  <m:sty m:val="bi"/>
+                </m:rPr>
+                <w:rPr>
+                  <w:rFonts w:ascii="Cambria Math" w:hAnsi="Cambria Math"/>
+                </w:rPr>
+                <m:t>$140.19</m:t>
+              </m:r>
+              <m:r>
+                <m:rPr>
+                  <m:sty m:val="bi"/>
+                </m:rPr>
+                <w:rPr>
+                  <w:rFonts w:ascii="Cambria Math" w:hAnsi="Cambria Math"/>
+                </w:rPr>
+                <m:t>M-$15</m:t>
+              </m:r>
+              <m:r>
+                <m:rPr>
+                  <m:sty m:val="bi"/>
+                </m:rPr>
+                <w:rPr>
+                  <w:rFonts w:ascii="Cambria Math" w:hAnsi="Cambria Math"/>
+                </w:rPr>
+                <m:t>M</m:t>
+              </m:r>
+            </m:num>
+            <m:den>
+              <m:r>
+                <m:rPr>
+                  <m:sty m:val="bi"/>
+                </m:rPr>
+                <w:rPr>
+                  <w:rFonts w:ascii="Cambria Math" w:hAnsi="Cambria Math"/>
+                </w:rPr>
+                <m:t>10</m:t>
+              </m:r>
+              <m:r>
+                <m:rPr>
+                  <m:sty m:val="bi"/>
+                </m:rPr>
+                <w:rPr>
+                  <w:rFonts w:ascii="Cambria Math" w:hAnsi="Cambria Math"/>
+                </w:rPr>
+                <m:t>M</m:t>
+              </m:r>
+            </m:den>
+          </m:f>
+          <m:r>
+            <m:rPr>
+              <m:sty m:val="bi"/>
+            </m:rPr>
+            <w:rPr>
+              <w:rFonts w:ascii="Cambria Math" w:hAnsi="Cambria Math"/>
+            </w:rPr>
+            <m:t>=$12.519 per share</m:t>
+          </m:r>
+        </m:oMath>
+      </m:oMathPara>
     </w:p>
     <w:p>
       <w:pPr>
@@ -2049,6 +3122,38 @@
           <w:b/>
         </w:rPr>
       </w:pPr>
+    </w:p>
+    <w:p>
+      <w:pPr>
+        <w:ind w:left="1440" w:firstLine="720"/>
+        <w:rPr>
+          <w:rFonts w:ascii="Garamond" w:hAnsi="Garamond"/>
+          <w:b/>
+        </w:rPr>
+      </w:pPr>
+      <w:r>
+        <w:rPr>
+          <w:rFonts w:ascii="Garamond" w:hAnsi="Garamond"/>
+          <w:b/>
+          <w:highlight w:val="yellow"/>
+        </w:rPr>
+        <w:t xml:space="preserve">Using the projected firm value from part b the max value Google should pay should be around $12.52/share but there is likely also a control premium that will need to be paid that would push the price above </w:t>
+      </w:r>
+      <w:r>
+        <w:rPr>
+          <w:rFonts w:ascii="Garamond" w:hAnsi="Garamond"/>
+          <w:b/>
+          <w:highlight w:val="yellow"/>
+        </w:rPr>
+        <w:t>this number.  If Google doesn’t predict any synergies or other opportunities for value creation from this acquisition, its unlikely this acquisition is a good use of Google’s assets.</w:t>
+      </w:r>
+      <w:r>
+        <w:rPr>
+          <w:rFonts w:ascii="Garamond" w:hAnsi="Garamond"/>
+          <w:b/>
+        </w:rPr>
+        <w:t xml:space="preserve">  </w:t>
+      </w:r>
     </w:p>
     <w:p>
       <w:pPr>
@@ -2119,7 +3224,6 @@
         <w:rPr>
           <w:rFonts w:ascii="Garamond" w:hAnsi="Garamond"/>
         </w:rPr>
-        <w:lastRenderedPageBreak/>
         <w:t>(</w:t>
       </w:r>
       <w:r>
@@ -2194,23 +3298,7 @@
           <w:rFonts w:ascii="Garamond" w:hAnsi="Garamond"/>
           <w:i/>
         </w:rPr>
-        <w:t xml:space="preserve">[2-3 sentences </w:t>
-      </w:r>
-      <w:proofErr w:type="gramStart"/>
-      <w:r>
-        <w:rPr>
-          <w:rFonts w:ascii="Garamond" w:hAnsi="Garamond"/>
-          <w:i/>
-        </w:rPr>
-        <w:t>is</w:t>
-      </w:r>
-      <w:proofErr w:type="gramEnd"/>
-      <w:r>
-        <w:rPr>
-          <w:rFonts w:ascii="Garamond" w:hAnsi="Garamond"/>
-          <w:i/>
-        </w:rPr>
-        <w:t xml:space="preserve"> fine]</w:t>
+        <w:t>[2-3 sentences is fine]</w:t>
       </w:r>
     </w:p>
     <w:p/>
@@ -2223,6 +3311,29 @@
           <w:b/>
         </w:rPr>
       </w:pPr>
+      <w:r>
+        <w:rPr>
+          <w:rFonts w:ascii="Garamond" w:hAnsi="Garamond"/>
+          <w:b/>
+          <w:highlight w:val="yellow"/>
+        </w:rPr>
+        <w:t xml:space="preserve">If Google is acquiring VRX to prevent the company from being acquired by Apple, the price Google will pay will certainly grow to at least the anticipated control premium.  If Apple is also looking to acquire, each company will be doing their own estimation of how the acquisition will be effecting their future cash flows. </w:t>
+      </w:r>
+      <w:r>
+        <w:rPr>
+          <w:rFonts w:ascii="Garamond" w:hAnsi="Garamond"/>
+          <w:b/>
+          <w:highlight w:val="yellow"/>
+        </w:rPr>
+        <w:t xml:space="preserve"> If I were Google, I would assess my future earnings after the acquisition as well as Apples if they make the acquisition and look to make the purchase at the just above the price Apple is willing to pay.  In perfect competition, that number will be just above the value Apple could create via acquisition.  The rest is up to the negotiators.</w:t>
+      </w:r>
+      <w:r>
+        <w:rPr>
+          <w:rFonts w:ascii="Garamond" w:hAnsi="Garamond"/>
+          <w:b/>
+        </w:rPr>
+        <w:t xml:space="preserve"> </w:t>
+      </w:r>
     </w:p>
     <w:sectPr>
       <w:pgSz w:w="12240" w:h="15840"/>
@@ -3270,6 +4381,16 @@
       <w:contextualSpacing/>
     </w:pPr>
   </w:style>
+  <w:style w:type="character" w:styleId="PlaceholderText">
+    <w:name w:val="Placeholder Text"/>
+    <w:basedOn w:val="DefaultParagraphFont"/>
+    <w:uiPriority w:val="99"/>
+    <w:semiHidden/>
+    <w:rsid w:val="00204C69"/>
+    <w:rPr>
+      <w:color w:val="666666"/>
+    </w:rPr>
+  </w:style>
 </w:styles>
 </file>
 

--- a/Personal/EMBA/Valuation&Growth/Exam.docx
+++ b/Personal/EMBA/Valuation&Growth/Exam.docx
@@ -38,6 +38,15 @@
         </w:rPr>
         <w:t xml:space="preserve"> – Valuation and Growth</w:t>
       </w:r>
+      <w:r>
+        <w:rPr>
+          <w:rFonts w:ascii="Garamond" w:hAnsi="Garamond"/>
+          <w:b/>
+          <w:sz w:val="36"/>
+          <w:szCs w:val="36"/>
+        </w:rPr>
+        <w:t xml:space="preserve"> – Brian Morman EMBA 60</w:t>
+      </w:r>
     </w:p>
     <w:p>
       <w:pPr>
@@ -309,15 +318,33 @@
           <w:sz w:val="28"/>
           <w:szCs w:val="28"/>
         </w:rPr>
-        <w:t xml:space="preserve"> (either written or typed)</w:t>
-      </w:r>
+        <w:t xml:space="preserve"> (either written or typed</w:t>
+      </w:r>
+      <w:proofErr w:type="gramStart"/>
       <w:r>
         <w:rPr>
           <w:rFonts w:ascii="Garamond" w:hAnsi="Garamond"/>
           <w:sz w:val="28"/>
           <w:szCs w:val="28"/>
         </w:rPr>
-        <w:t xml:space="preserve">, and upload the completed exam </w:t>
+        <w:t>)</w:t>
+      </w:r>
+      <w:r>
+        <w:rPr>
+          <w:rFonts w:ascii="Garamond" w:hAnsi="Garamond"/>
+          <w:sz w:val="28"/>
+          <w:szCs w:val="28"/>
+        </w:rPr>
+        <w:t>, and</w:t>
+      </w:r>
+      <w:proofErr w:type="gramEnd"/>
+      <w:r>
+        <w:rPr>
+          <w:rFonts w:ascii="Garamond" w:hAnsi="Garamond"/>
+          <w:sz w:val="28"/>
+          <w:szCs w:val="28"/>
+        </w:rPr>
+        <w:t xml:space="preserve"> upload the completed exam </w:t>
       </w:r>
       <w:r>
         <w:rPr>
@@ -475,7 +502,21 @@
         <w:rPr>
           <w:rFonts w:ascii="Garamond" w:hAnsi="Garamond"/>
         </w:rPr>
-        <w:t xml:space="preserve"> whether your company should go forward with producing and selling a new product that your company has developed.  As part of this valuation, you are trying to identify the incremental free cash flows that will occur if your company </w:t>
+        <w:t xml:space="preserve"> whether your company should go forward with producing and selling a new product that your company has developed.  As part of this valuation, you are trying to identify the incremental free cash </w:t>
+      </w:r>
+      <w:proofErr w:type="gramStart"/>
+      <w:r>
+        <w:rPr>
+          <w:rFonts w:ascii="Garamond" w:hAnsi="Garamond"/>
+        </w:rPr>
+        <w:t>flows</w:t>
+      </w:r>
+      <w:proofErr w:type="gramEnd"/>
+      <w:r>
+        <w:rPr>
+          <w:rFonts w:ascii="Garamond" w:hAnsi="Garamond"/>
+        </w:rPr>
+        <w:t xml:space="preserve"> that will occur if your company </w:t>
       </w:r>
       <w:r>
         <w:rPr>
@@ -522,13 +563,26 @@
         <w:rPr>
           <w:rFonts w:ascii="Garamond" w:hAnsi="Garamond"/>
         </w:rPr>
-        <w:t xml:space="preserve">I.  </w:t>
+        <w:t>I</w:t>
+      </w:r>
+      <w:proofErr w:type="gramStart"/>
+      <w:r>
+        <w:rPr>
+          <w:rFonts w:ascii="Garamond" w:hAnsi="Garamond"/>
+        </w:rPr>
+        <w:t xml:space="preserve">.  </w:t>
       </w:r>
       <w:r>
         <w:rPr>
           <w:rFonts w:ascii="Garamond" w:hAnsi="Garamond"/>
         </w:rPr>
         <w:tab/>
+      </w:r>
+      <w:proofErr w:type="gramEnd"/>
+      <w:r>
+        <w:rPr>
+          <w:rFonts w:ascii="Garamond" w:hAnsi="Garamond"/>
+        </w:rPr>
         <w:t>Expenses from past R&amp;D projects that helped develop this product</w:t>
       </w:r>
     </w:p>
@@ -543,14 +597,28 @@
         <w:rPr>
           <w:rFonts w:ascii="Garamond" w:hAnsi="Garamond"/>
         </w:rPr>
-        <w:t xml:space="preserve">II. </w:t>
+        <w:t>II</w:t>
+      </w:r>
+      <w:proofErr w:type="gramStart"/>
+      <w:r>
+        <w:rPr>
+          <w:rFonts w:ascii="Garamond" w:hAnsi="Garamond"/>
+        </w:rPr>
+        <w:t xml:space="preserve">. </w:t>
       </w:r>
       <w:r>
         <w:rPr>
           <w:rFonts w:ascii="Garamond" w:hAnsi="Garamond"/>
         </w:rPr>
         <w:tab/>
-        <w:t>The future use of excess capacity that would otherwise go unused</w:t>
+        <w:t>The</w:t>
+      </w:r>
+      <w:proofErr w:type="gramEnd"/>
+      <w:r>
+        <w:rPr>
+          <w:rFonts w:ascii="Garamond" w:hAnsi="Garamond"/>
+        </w:rPr>
+        <w:t xml:space="preserve"> future use of excess capacity that would otherwise go unused</w:t>
       </w:r>
     </w:p>
     <w:p>
@@ -564,7 +632,35 @@
         <w:rPr>
           <w:rFonts w:ascii="Garamond" w:hAnsi="Garamond"/>
         </w:rPr>
-        <w:t>III.  Expected erosion of sales that will occur in your other, competing product lines because of entry by other competitors into this new product space</w:t>
+        <w:t>III</w:t>
+      </w:r>
+      <w:proofErr w:type="gramStart"/>
+      <w:r>
+        <w:rPr>
+          <w:rFonts w:ascii="Garamond" w:hAnsi="Garamond"/>
+        </w:rPr>
+        <w:t>.  Expected</w:t>
+      </w:r>
+      <w:proofErr w:type="gramEnd"/>
+      <w:r>
+        <w:rPr>
+          <w:rFonts w:ascii="Garamond" w:hAnsi="Garamond"/>
+        </w:rPr>
+        <w:t xml:space="preserve"> erosion </w:t>
+      </w:r>
+      <w:proofErr w:type="gramStart"/>
+      <w:r>
+        <w:rPr>
+          <w:rFonts w:ascii="Garamond" w:hAnsi="Garamond"/>
+        </w:rPr>
+        <w:t>of</w:t>
+      </w:r>
+      <w:proofErr w:type="gramEnd"/>
+      <w:r>
+        <w:rPr>
+          <w:rFonts w:ascii="Garamond" w:hAnsi="Garamond"/>
+        </w:rPr>
+        <w:t xml:space="preserve"> sales that will occur in your other, competing product lines because of entry by other competitors into this new product space</w:t>
       </w:r>
     </w:p>
     <w:p>
@@ -699,8 +795,81 @@
         <w:rPr>
           <w:rFonts w:ascii="Garamond" w:hAnsi="Garamond"/>
           <w:bCs/>
-        </w:rPr>
-        <w:t>Since R&amp;D expenses are in the past, they are sunk costs.  The future excess capacity may not have a plan now but it is still an opportunity cost since one could be discovered in the future.  For this reason, I believe it should be included.  The erosion of sales here is also a sunk cost to me since the reason given is the entry of competitors to the product space.  We don’t control that erosion of sales with our decision so it is excluded from my iFCF calculation.</w:t>
+          <w:highlight w:val="yellow"/>
+        </w:rPr>
+        <w:t xml:space="preserve">Since R&amp;D expenses are in the past, they are sunk costs.  The future excess capacity may not have a plan </w:t>
+      </w:r>
+      <w:proofErr w:type="gramStart"/>
+      <w:r>
+        <w:rPr>
+          <w:rFonts w:ascii="Garamond" w:hAnsi="Garamond"/>
+          <w:bCs/>
+          <w:highlight w:val="yellow"/>
+        </w:rPr>
+        <w:t>now</w:t>
+      </w:r>
+      <w:proofErr w:type="gramEnd"/>
+      <w:r>
+        <w:rPr>
+          <w:rFonts w:ascii="Garamond" w:hAnsi="Garamond"/>
+          <w:bCs/>
+          <w:highlight w:val="yellow"/>
+        </w:rPr>
+        <w:t xml:space="preserve"> but it is still an opportunity cost since one could be discovered in the future.  For this reason, I believe it should be included.  The erosion of sales here is also a </w:t>
+      </w:r>
+      <w:proofErr w:type="gramStart"/>
+      <w:r>
+        <w:rPr>
+          <w:rFonts w:ascii="Garamond" w:hAnsi="Garamond"/>
+          <w:bCs/>
+          <w:highlight w:val="yellow"/>
+        </w:rPr>
+        <w:t>sunk</w:t>
+      </w:r>
+      <w:proofErr w:type="gramEnd"/>
+      <w:r>
+        <w:rPr>
+          <w:rFonts w:ascii="Garamond" w:hAnsi="Garamond"/>
+          <w:bCs/>
+          <w:highlight w:val="yellow"/>
+        </w:rPr>
+        <w:t xml:space="preserve"> cost to me since the reason given is the entry of competitors </w:t>
+      </w:r>
+      <w:proofErr w:type="gramStart"/>
+      <w:r>
+        <w:rPr>
+          <w:rFonts w:ascii="Garamond" w:hAnsi="Garamond"/>
+          <w:bCs/>
+          <w:highlight w:val="yellow"/>
+        </w:rPr>
+        <w:t>to</w:t>
+      </w:r>
+      <w:proofErr w:type="gramEnd"/>
+      <w:r>
+        <w:rPr>
+          <w:rFonts w:ascii="Garamond" w:hAnsi="Garamond"/>
+          <w:bCs/>
+          <w:highlight w:val="yellow"/>
+        </w:rPr>
+        <w:t xml:space="preserve"> the product space.  We don’t control that erosion of sales with our </w:t>
+      </w:r>
+      <w:proofErr w:type="gramStart"/>
+      <w:r>
+        <w:rPr>
+          <w:rFonts w:ascii="Garamond" w:hAnsi="Garamond"/>
+          <w:bCs/>
+          <w:highlight w:val="yellow"/>
+        </w:rPr>
+        <w:t>decision</w:t>
+      </w:r>
+      <w:proofErr w:type="gramEnd"/>
+      <w:r>
+        <w:rPr>
+          <w:rFonts w:ascii="Garamond" w:hAnsi="Garamond"/>
+          <w:bCs/>
+          <w:highlight w:val="yellow"/>
+        </w:rPr>
+        <w:t xml:space="preserve"> so it is excluded from my iFCF calculation.</w:t>
       </w:r>
     </w:p>
     <w:p>
@@ -759,7 +928,21 @@
         <w:rPr>
           <w:rFonts w:ascii="Garamond" w:hAnsi="Garamond"/>
         </w:rPr>
-        <w:t>MGM operates in two different industries: casinos and movies.  Its casino operations have very volatile (i.e., risky) cash flows, whereas its movies operations have less volatile cash flows.  If the company attempts to use its weighted average cost of capital for the entire firm to evaluate projects in each division, it will...</w:t>
+        <w:t xml:space="preserve">MGM operates in two different industries: casinos and movies.  Its casino operations have very volatile (i.e., risky) cash flows, whereas its movies operations have </w:t>
+      </w:r>
+      <w:proofErr w:type="gramStart"/>
+      <w:r>
+        <w:rPr>
+          <w:rFonts w:ascii="Garamond" w:hAnsi="Garamond"/>
+        </w:rPr>
+        <w:t>less</w:t>
+      </w:r>
+      <w:proofErr w:type="gramEnd"/>
+      <w:r>
+        <w:rPr>
+          <w:rFonts w:ascii="Garamond" w:hAnsi="Garamond"/>
+        </w:rPr>
+        <w:t xml:space="preserve"> volatile cash flows.  If the company attempts to use its weighted average cost of capital for the entire firm to evaluate projects in each division, it will...</w:t>
       </w:r>
     </w:p>
     <w:p>
@@ -1081,7 +1264,21 @@
         <w:rPr>
           <w:rFonts w:ascii="Garamond" w:hAnsi="Garamond"/>
         </w:rPr>
-        <w:t>ng common shares that sell at price $25</w:t>
+        <w:t xml:space="preserve">ng common shares that sell </w:t>
+      </w:r>
+      <w:proofErr w:type="gramStart"/>
+      <w:r>
+        <w:rPr>
+          <w:rFonts w:ascii="Garamond" w:hAnsi="Garamond"/>
+        </w:rPr>
+        <w:t>at price</w:t>
+      </w:r>
+      <w:proofErr w:type="gramEnd"/>
+      <w:r>
+        <w:rPr>
+          <w:rFonts w:ascii="Garamond" w:hAnsi="Garamond"/>
+        </w:rPr>
+        <w:t xml:space="preserve"> $25</w:t>
       </w:r>
       <w:r>
         <w:rPr>
@@ -1165,7 +1362,21 @@
         <w:rPr>
           <w:rFonts w:ascii="Garamond" w:hAnsi="Garamond"/>
         </w:rPr>
-        <w:t xml:space="preserve"> Use this information to solve the below questions.</w:t>
+        <w:t xml:space="preserve"> Use this information to solve the </w:t>
+      </w:r>
+      <w:proofErr w:type="gramStart"/>
+      <w:r>
+        <w:rPr>
+          <w:rFonts w:ascii="Garamond" w:hAnsi="Garamond"/>
+        </w:rPr>
+        <w:t>below questions</w:t>
+      </w:r>
+      <w:proofErr w:type="gramEnd"/>
+      <w:r>
+        <w:rPr>
+          <w:rFonts w:ascii="Garamond" w:hAnsi="Garamond"/>
+        </w:rPr>
+        <w:t>.</w:t>
       </w:r>
       <w:r>
         <w:rPr>
@@ -3145,7 +3356,25 @@
           <w:b/>
           <w:highlight w:val="yellow"/>
         </w:rPr>
-        <w:t>this number.  If Google doesn’t predict any synergies or other opportunities for value creation from this acquisition, its unlikely this acquisition is a good use of Google’s assets.</w:t>
+        <w:t xml:space="preserve">this number.  If Google doesn’t predict any synergies or other opportunities for value creation from this acquisition, </w:t>
+      </w:r>
+      <w:proofErr w:type="gramStart"/>
+      <w:r>
+        <w:rPr>
+          <w:rFonts w:ascii="Garamond" w:hAnsi="Garamond"/>
+          <w:b/>
+          <w:highlight w:val="yellow"/>
+        </w:rPr>
+        <w:t>its</w:t>
+      </w:r>
+      <w:proofErr w:type="gramEnd"/>
+      <w:r>
+        <w:rPr>
+          <w:rFonts w:ascii="Garamond" w:hAnsi="Garamond"/>
+          <w:b/>
+          <w:highlight w:val="yellow"/>
+        </w:rPr>
+        <w:t xml:space="preserve"> unlikely this acquisition is a good use of Google’s assets.</w:t>
       </w:r>
       <w:r>
         <w:rPr>
@@ -3298,7 +3527,23 @@
           <w:rFonts w:ascii="Garamond" w:hAnsi="Garamond"/>
           <w:i/>
         </w:rPr>
-        <w:t>[2-3 sentences is fine]</w:t>
+        <w:t xml:space="preserve">[2-3 sentences </w:t>
+      </w:r>
+      <w:proofErr w:type="gramStart"/>
+      <w:r>
+        <w:rPr>
+          <w:rFonts w:ascii="Garamond" w:hAnsi="Garamond"/>
+          <w:i/>
+        </w:rPr>
+        <w:t>is</w:t>
+      </w:r>
+      <w:proofErr w:type="gramEnd"/>
+      <w:r>
+        <w:rPr>
+          <w:rFonts w:ascii="Garamond" w:hAnsi="Garamond"/>
+          <w:i/>
+        </w:rPr>
+        <w:t xml:space="preserve"> fine]</w:t>
       </w:r>
     </w:p>
     <w:p/>
@@ -3317,15 +3562,51 @@
           <w:b/>
           <w:highlight w:val="yellow"/>
         </w:rPr>
-        <w:t xml:space="preserve">If Google is acquiring VRX to prevent the company from being acquired by Apple, the price Google will pay will certainly grow to at least the anticipated control premium.  If Apple is also looking to acquire, each company will be doing their own estimation of how the acquisition will be effecting their future cash flows. </w:t>
-      </w:r>
+        <w:t xml:space="preserve">If Google is acquiring VRX to prevent the company from being acquired by Apple, the price Google will pay will certainly grow to at least the anticipated control premium.  If Apple is also looking to acquire, each company will be doing their own estimation of how the acquisition will be </w:t>
+      </w:r>
+      <w:proofErr w:type="gramStart"/>
       <w:r>
         <w:rPr>
           <w:rFonts w:ascii="Garamond" w:hAnsi="Garamond"/>
           <w:b/>
           <w:highlight w:val="yellow"/>
         </w:rPr>
-        <w:t xml:space="preserve"> If I were Google, I would assess my future earnings after the acquisition as well as Apples if they make the acquisition and look to make the purchase at the just above the price Apple is willing to pay.  In perfect competition, that number will be just above the value Apple could create via acquisition.  The rest is up to the negotiators.</w:t>
+        <w:t>effecting</w:t>
+      </w:r>
+      <w:proofErr w:type="gramEnd"/>
+      <w:r>
+        <w:rPr>
+          <w:rFonts w:ascii="Garamond" w:hAnsi="Garamond"/>
+          <w:b/>
+          <w:highlight w:val="yellow"/>
+        </w:rPr>
+        <w:t xml:space="preserve"> their future cash flows. </w:t>
+      </w:r>
+      <w:r>
+        <w:rPr>
+          <w:rFonts w:ascii="Garamond" w:hAnsi="Garamond"/>
+          <w:b/>
+          <w:highlight w:val="yellow"/>
+        </w:rPr>
+        <w:t xml:space="preserve"> If I were Google, I </w:t>
+      </w:r>
+      <w:proofErr w:type="gramStart"/>
+      <w:r>
+        <w:rPr>
+          <w:rFonts w:ascii="Garamond" w:hAnsi="Garamond"/>
+          <w:b/>
+          <w:highlight w:val="yellow"/>
+        </w:rPr>
+        <w:t>would</w:t>
+      </w:r>
+      <w:proofErr w:type="gramEnd"/>
+      <w:r>
+        <w:rPr>
+          <w:rFonts w:ascii="Garamond" w:hAnsi="Garamond"/>
+          <w:b/>
+          <w:highlight w:val="yellow"/>
+        </w:rPr>
+        <w:t xml:space="preserve"> assess my future earnings after the acquisition as well as Apples if they make the acquisition and look to make the purchase at the just above the price Apple is willing to pay.  In perfect competition, that number will be just above the value Apple could create via acquisition.  The rest is up to the negotiators.</w:t>
       </w:r>
       <w:r>
         <w:rPr>
@@ -4687,4 +4968,16 @@
     </a:ext>
   </a:extLst>
 </a:theme>
+</file>
+
+<file path=customXml/item1.xml><?xml version="1.0" encoding="utf-8"?>
+<b:Sources xmlns:b="http://schemas.openxmlformats.org/officeDocument/2006/bibliography" xmlns="http://schemas.openxmlformats.org/officeDocument/2006/bibliography" SelectedStyle="\APASixthEditionOfficeOnline.xsl" StyleName="APA" Version="6"/>
+</file>
+
+<file path=customXml/itemProps1.xml><?xml version="1.0" encoding="utf-8"?>
+<ds:datastoreItem xmlns:ds="http://schemas.openxmlformats.org/officeDocument/2006/customXml" ds:itemID="{3EAEF8BA-F04E-46A1-AB0A-18037853778B}">
+  <ds:schemaRefs>
+    <ds:schemaRef ds:uri="http://schemas.openxmlformats.org/officeDocument/2006/bibliography"/>
+  </ds:schemaRefs>
+</ds:datastoreItem>
 </file>